--- a/public/templates-clean/clinceni/6. Anexa 3 - Acord privind prelucrarea datelor cu caracter personal.docx
+++ b/public/templates-clean/clinceni/6. Anexa 3 - Acord privind prelucrarea datelor cu caracter personal.docx
@@ -4967,7 +4967,7 @@
         <w:rPr>
           <w:rFonts w:eastAsia="Times New Roman" w:cs="Times New Roman"/>
         </w:rPr>
-        <w:t>, C.I. seria  RK   nr. 611070, eliberat la data de {APARTINATOR_CI_DATA}, de către {APARTINATOR_CI_ELIBERAT_DE}, cu domiciliul în {APARTINATOR_ADRESA}</w:t>
+        <w:t>, C.I. seria {APARTINATOR_CI_SERIE} nr. {APARTINATOR_CI_NUMAR}, eliberat la data de {APARTINATOR_CI_DATA}, de către {APARTINATOR_CI_ELIBERAT_DE}, cu domiciliul în {APARTINATOR_ADRESA}</w:t>
       </w:r>
       <w:r>
         <w:t xml:space="preserve">, </w:t>
